--- a/doc/参赛材料/智航灵枢_项目文档.docx
+++ b/doc/参赛材料/智航灵枢_项目文档.docx
@@ -113,7 +113,7 @@
                 <w:color w:val="26333D"/>
                 <w:sz w:val="21"/>
               </w:rPr>
-              <w:t>V1.0</w:t>
+              <w:t>V1.1</w:t>
             </w:r>
           </w:p>
         </w:tc>
@@ -789,6 +789,170 @@
           </w:p>
         </w:tc>
       </w:tr>
+      <w:tr>
+        <w:tc>
+          <w:tcPr>
+            <w:tcW w:type="dxa" w:w="1512"/>
+            <w:tcMar>
+              <w:top w:w="80" w:type="dxa"/>
+              <w:start w:w="90" w:type="dxa"/>
+              <w:bottom w:w="80" w:type="dxa"/>
+              <w:end w:w="90" w:type="dxa"/>
+            </w:tcMar>
+            <w:vAlign w:val="center"/>
+            <w:shd w:fill="F5F7F9"/>
+          </w:tcPr>
+          <w:p>
+            <w:pPr>
+              <w:jc w:val="left"/>
+            </w:pPr>
+            <w:r>
+              <w:rPr>
+                <w:rFonts w:ascii="宋体" w:hAnsi="宋体" w:eastAsia="宋体"/>
+                <w:b w:val="0"/>
+                <w:color w:val="26333D"/>
+                <w:sz w:val="18"/>
+              </w:rPr>
+              <w:t>2</w:t>
+            </w:r>
+          </w:p>
+        </w:tc>
+        <w:tc>
+          <w:tcPr>
+            <w:tcW w:type="dxa" w:w="1512"/>
+            <w:tcMar>
+              <w:top w:w="80" w:type="dxa"/>
+              <w:start w:w="90" w:type="dxa"/>
+              <w:bottom w:w="80" w:type="dxa"/>
+              <w:end w:w="90" w:type="dxa"/>
+            </w:tcMar>
+            <w:vAlign w:val="center"/>
+            <w:shd w:fill="F5F7F9"/>
+          </w:tcPr>
+          <w:p>
+            <w:pPr>
+              <w:jc w:val="left"/>
+            </w:pPr>
+            <w:r>
+              <w:rPr>
+                <w:rFonts w:ascii="宋体" w:hAnsi="宋体" w:eastAsia="宋体"/>
+                <w:b w:val="0"/>
+                <w:color w:val="26333D"/>
+                <w:sz w:val="18"/>
+              </w:rPr>
+              <w:t>打磨校内选拔提交稿</w:t>
+            </w:r>
+          </w:p>
+        </w:tc>
+        <w:tc>
+          <w:tcPr>
+            <w:tcW w:type="dxa" w:w="1512"/>
+            <w:tcMar>
+              <w:top w:w="80" w:type="dxa"/>
+              <w:start w:w="90" w:type="dxa"/>
+              <w:bottom w:w="80" w:type="dxa"/>
+              <w:end w:w="90" w:type="dxa"/>
+            </w:tcMar>
+            <w:vAlign w:val="center"/>
+            <w:shd w:fill="F5F7F9"/>
+          </w:tcPr>
+          <w:p>
+            <w:pPr>
+              <w:jc w:val="left"/>
+            </w:pPr>
+            <w:r>
+              <w:rPr>
+                <w:rFonts w:ascii="宋体" w:hAnsi="宋体" w:eastAsia="宋体"/>
+                <w:b w:val="0"/>
+                <w:color w:val="26333D"/>
+                <w:sz w:val="18"/>
+              </w:rPr>
+              <w:t>V1.1</w:t>
+            </w:r>
+          </w:p>
+        </w:tc>
+        <w:tc>
+          <w:tcPr>
+            <w:tcW w:type="dxa" w:w="1512"/>
+            <w:tcMar>
+              <w:top w:w="80" w:type="dxa"/>
+              <w:start w:w="90" w:type="dxa"/>
+              <w:bottom w:w="80" w:type="dxa"/>
+              <w:end w:w="90" w:type="dxa"/>
+            </w:tcMar>
+            <w:vAlign w:val="center"/>
+            <w:shd w:fill="F5F7F9"/>
+          </w:tcPr>
+          <w:p>
+            <w:pPr>
+              <w:jc w:val="left"/>
+            </w:pPr>
+            <w:r>
+              <w:rPr>
+                <w:rFonts w:ascii="宋体" w:hAnsi="宋体" w:eastAsia="宋体"/>
+                <w:b w:val="0"/>
+                <w:color w:val="26333D"/>
+                <w:sz w:val="18"/>
+              </w:rPr>
+              <w:t>项目团队</w:t>
+            </w:r>
+          </w:p>
+        </w:tc>
+        <w:tc>
+          <w:tcPr>
+            <w:tcW w:type="dxa" w:w="1512"/>
+            <w:tcMar>
+              <w:top w:w="80" w:type="dxa"/>
+              <w:start w:w="90" w:type="dxa"/>
+              <w:bottom w:w="80" w:type="dxa"/>
+              <w:end w:w="90" w:type="dxa"/>
+            </w:tcMar>
+            <w:vAlign w:val="center"/>
+            <w:shd w:fill="F5F7F9"/>
+          </w:tcPr>
+          <w:p>
+            <w:pPr>
+              <w:jc w:val="left"/>
+            </w:pPr>
+            <w:r>
+              <w:rPr>
+                <w:rFonts w:ascii="宋体" w:hAnsi="宋体" w:eastAsia="宋体"/>
+                <w:b w:val="0"/>
+                <w:color w:val="26333D"/>
+                <w:sz w:val="18"/>
+              </w:rPr>
+              <w:t>2026.07.24</w:t>
+            </w:r>
+          </w:p>
+        </w:tc>
+        <w:tc>
+          <w:tcPr>
+            <w:tcW w:type="dxa" w:w="1512"/>
+            <w:tcMar>
+              <w:top w:w="80" w:type="dxa"/>
+              <w:start w:w="90" w:type="dxa"/>
+              <w:bottom w:w="80" w:type="dxa"/>
+              <w:end w:w="90" w:type="dxa"/>
+            </w:tcMar>
+            <w:vAlign w:val="center"/>
+            <w:shd w:fill="F5F7F9"/>
+          </w:tcPr>
+          <w:p>
+            <w:pPr>
+              <w:jc w:val="left"/>
+            </w:pPr>
+            <w:r>
+              <w:rPr>
+                <w:rFonts w:ascii="宋体" w:hAnsi="宋体" w:eastAsia="宋体"/>
+                <w:b w:val="0"/>
+                <w:color w:val="26333D"/>
+                <w:sz w:val="18"/>
+              </w:rPr>
+              <w:t>强化评审摘要、仿真边界、用户需求与提交版排版</w:t>
+            </w:r>
+          </w:p>
+        </w:tc>
+      </w:tr>
     </w:tbl>
     <w:p>
       <w:pPr>
@@ -859,6 +1023,361 @@
     </w:p>
     <w:p>
       <w:pPr>
+        <w:pStyle w:val="Heading3"/>
+      </w:pPr>
+      <w:r>
+        <w:t>1.1.1 项目亮点与验证结果</w:t>
+      </w:r>
+    </w:p>
+    <w:tbl>
+      <w:tblPr>
+        <w:tblStyle w:val="TableGrid"/>
+        <w:tblW w:type="auto" w:w="0"/>
+        <w:jc w:val="center"/>
+        <w:tblLook w:firstColumn="1" w:firstRow="1" w:lastColumn="0" w:lastRow="0" w:noHBand="0" w:noVBand="1" w:val="04A0"/>
+      </w:tblPr>
+      <w:tblGrid>
+        <w:gridCol w:w="4536"/>
+        <w:gridCol w:w="4536"/>
+      </w:tblGrid>
+      <w:tr>
+        <w:tc>
+          <w:tcPr>
+            <w:tcW w:type="dxa" w:w="4536"/>
+            <w:tcMar>
+              <w:top w:w="80" w:type="dxa"/>
+              <w:start w:w="90" w:type="dxa"/>
+              <w:bottom w:w="80" w:type="dxa"/>
+              <w:end w:w="90" w:type="dxa"/>
+            </w:tcMar>
+            <w:vAlign w:val="center"/>
+            <w:shd w:fill="173A5E"/>
+          </w:tcPr>
+          <w:p>
+            <w:pPr>
+              <w:jc w:val="center"/>
+            </w:pPr>
+            <w:r>
+              <w:rPr>
+                <w:rFonts w:ascii="微软雅黑" w:hAnsi="微软雅黑" w:eastAsia="微软雅黑"/>
+                <w:b/>
+                <w:color w:val="FFFFFF"/>
+                <w:sz w:val="18"/>
+              </w:rPr>
+              <w:t>评审关注点</w:t>
+            </w:r>
+          </w:p>
+        </w:tc>
+        <w:tc>
+          <w:tcPr>
+            <w:tcW w:type="dxa" w:w="4536"/>
+            <w:tcMar>
+              <w:top w:w="80" w:type="dxa"/>
+              <w:start w:w="90" w:type="dxa"/>
+              <w:bottom w:w="80" w:type="dxa"/>
+              <w:end w:w="90" w:type="dxa"/>
+            </w:tcMar>
+            <w:vAlign w:val="center"/>
+            <w:shd w:fill="173A5E"/>
+          </w:tcPr>
+          <w:p>
+            <w:pPr>
+              <w:jc w:val="center"/>
+            </w:pPr>
+            <w:r>
+              <w:rPr>
+                <w:rFonts w:ascii="微软雅黑" w:hAnsi="微软雅黑" w:eastAsia="微软雅黑"/>
+                <w:b/>
+                <w:color w:val="FFFFFF"/>
+                <w:sz w:val="18"/>
+              </w:rPr>
+              <w:t>本项目回答</w:t>
+            </w:r>
+          </w:p>
+        </w:tc>
+      </w:tr>
+      <w:tr>
+        <w:tc>
+          <w:tcPr>
+            <w:tcW w:type="dxa" w:w="4536"/>
+            <w:tcMar>
+              <w:top w:w="80" w:type="dxa"/>
+              <w:start w:w="90" w:type="dxa"/>
+              <w:bottom w:w="80" w:type="dxa"/>
+              <w:end w:w="90" w:type="dxa"/>
+            </w:tcMar>
+            <w:vAlign w:val="center"/>
+          </w:tcPr>
+          <w:p>
+            <w:pPr>
+              <w:jc w:val="left"/>
+            </w:pPr>
+            <w:r>
+              <w:rPr>
+                <w:rFonts w:ascii="宋体" w:hAnsi="宋体" w:eastAsia="宋体"/>
+                <w:b w:val="0"/>
+                <w:color w:val="26333D"/>
+                <w:sz w:val="18"/>
+              </w:rPr>
+              <w:t>做什么</w:t>
+            </w:r>
+          </w:p>
+        </w:tc>
+        <w:tc>
+          <w:tcPr>
+            <w:tcW w:type="dxa" w:w="4536"/>
+            <w:tcMar>
+              <w:top w:w="80" w:type="dxa"/>
+              <w:start w:w="90" w:type="dxa"/>
+              <w:bottom w:w="80" w:type="dxa"/>
+              <w:end w:w="90" w:type="dxa"/>
+            </w:tcMar>
+            <w:vAlign w:val="center"/>
+          </w:tcPr>
+          <w:p>
+            <w:pPr>
+              <w:jc w:val="left"/>
+            </w:pPr>
+            <w:r>
+              <w:rPr>
+                <w:rFonts w:ascii="宋体" w:hAnsi="宋体" w:eastAsia="宋体"/>
+                <w:b w:val="0"/>
+                <w:color w:val="26333D"/>
+                <w:sz w:val="18"/>
+              </w:rPr>
+              <w:t>将开放自然语言转化为受约束、可确认、可执行、可验证的无人机任务流程</w:t>
+            </w:r>
+          </w:p>
+        </w:tc>
+      </w:tr>
+      <w:tr>
+        <w:tc>
+          <w:tcPr>
+            <w:tcW w:type="dxa" w:w="4536"/>
+            <w:tcMar>
+              <w:top w:w="80" w:type="dxa"/>
+              <w:start w:w="90" w:type="dxa"/>
+              <w:bottom w:w="80" w:type="dxa"/>
+              <w:end w:w="90" w:type="dxa"/>
+            </w:tcMar>
+            <w:vAlign w:val="center"/>
+            <w:shd w:fill="F5F7F9"/>
+          </w:tcPr>
+          <w:p>
+            <w:pPr>
+              <w:jc w:val="left"/>
+            </w:pPr>
+            <w:r>
+              <w:rPr>
+                <w:rFonts w:ascii="宋体" w:hAnsi="宋体" w:eastAsia="宋体"/>
+                <w:b w:val="0"/>
+                <w:color w:val="26333D"/>
+                <w:sz w:val="18"/>
+              </w:rPr>
+              <w:t>新在哪里</w:t>
+            </w:r>
+          </w:p>
+        </w:tc>
+        <w:tc>
+          <w:tcPr>
+            <w:tcW w:type="dxa" w:w="4536"/>
+            <w:tcMar>
+              <w:top w:w="80" w:type="dxa"/>
+              <w:start w:w="90" w:type="dxa"/>
+              <w:bottom w:w="80" w:type="dxa"/>
+              <w:end w:w="90" w:type="dxa"/>
+            </w:tcMar>
+            <w:vAlign w:val="center"/>
+            <w:shd w:fill="F5F7F9"/>
+          </w:tcPr>
+          <w:p>
+            <w:pPr>
+              <w:jc w:val="left"/>
+            </w:pPr>
+            <w:r>
+              <w:rPr>
+                <w:rFonts w:ascii="宋体" w:hAnsi="宋体" w:eastAsia="宋体"/>
+                <w:b w:val="0"/>
+                <w:color w:val="26333D"/>
+                <w:sz w:val="18"/>
+              </w:rPr>
+              <w:t>多模态证据驱动的任务 Agent、Capability—Skill—Workflow 三层编排、大模型规划与确定性安全执行解耦、遥测终态验证</w:t>
+            </w:r>
+          </w:p>
+        </w:tc>
+      </w:tr>
+      <w:tr>
+        <w:tc>
+          <w:tcPr>
+            <w:tcW w:type="dxa" w:w="4536"/>
+            <w:tcMar>
+              <w:top w:w="80" w:type="dxa"/>
+              <w:start w:w="90" w:type="dxa"/>
+              <w:bottom w:w="80" w:type="dxa"/>
+              <w:end w:w="90" w:type="dxa"/>
+            </w:tcMar>
+            <w:vAlign w:val="center"/>
+          </w:tcPr>
+          <w:p>
+            <w:pPr>
+              <w:jc w:val="left"/>
+            </w:pPr>
+            <w:r>
+              <w:rPr>
+                <w:rFonts w:ascii="宋体" w:hAnsi="宋体" w:eastAsia="宋体"/>
+                <w:b w:val="0"/>
+                <w:color w:val="26333D"/>
+                <w:sz w:val="18"/>
+              </w:rPr>
+              <w:t>做到什么程度</w:t>
+            </w:r>
+          </w:p>
+        </w:tc>
+        <w:tc>
+          <w:tcPr>
+            <w:tcW w:type="dxa" w:w="4536"/>
+            <w:tcMar>
+              <w:top w:w="80" w:type="dxa"/>
+              <w:start w:w="90" w:type="dxa"/>
+              <w:bottom w:w="80" w:type="dxa"/>
+              <w:end w:w="90" w:type="dxa"/>
+            </w:tcMar>
+            <w:vAlign w:val="center"/>
+          </w:tcPr>
+          <w:p>
+            <w:pPr>
+              <w:jc w:val="left"/>
+            </w:pPr>
+            <w:r>
+              <w:rPr>
+                <w:rFonts w:ascii="宋体" w:hAnsi="宋体" w:eastAsia="宋体"/>
+                <w:b w:val="0"/>
+                <w:color w:val="26333D"/>
+                <w:sz w:val="18"/>
+              </w:rPr>
+              <w:t>已形成 AirSim/PX4/ROS 2/Web/Agent 完整研究原型，完成 80 条任务四组对比和 10 次固定任务仿真闭环</w:t>
+            </w:r>
+          </w:p>
+        </w:tc>
+      </w:tr>
+      <w:tr>
+        <w:tc>
+          <w:tcPr>
+            <w:tcW w:type="dxa" w:w="4536"/>
+            <w:tcMar>
+              <w:top w:w="80" w:type="dxa"/>
+              <w:start w:w="90" w:type="dxa"/>
+              <w:bottom w:w="80" w:type="dxa"/>
+              <w:end w:w="90" w:type="dxa"/>
+            </w:tcMar>
+            <w:vAlign w:val="center"/>
+            <w:shd w:fill="F5F7F9"/>
+          </w:tcPr>
+          <w:p>
+            <w:pPr>
+              <w:jc w:val="left"/>
+            </w:pPr>
+            <w:r>
+              <w:rPr>
+                <w:rFonts w:ascii="宋体" w:hAnsi="宋体" w:eastAsia="宋体"/>
+                <w:b w:val="0"/>
+                <w:color w:val="26333D"/>
+                <w:sz w:val="18"/>
+              </w:rPr>
+              <w:t>实测结果</w:t>
+            </w:r>
+          </w:p>
+        </w:tc>
+        <w:tc>
+          <w:tcPr>
+            <w:tcW w:type="dxa" w:w="4536"/>
+            <w:tcMar>
+              <w:top w:w="80" w:type="dxa"/>
+              <w:start w:w="90" w:type="dxa"/>
+              <w:bottom w:w="80" w:type="dxa"/>
+              <w:end w:w="90" w:type="dxa"/>
+            </w:tcMar>
+            <w:vAlign w:val="center"/>
+            <w:shd w:fill="F5F7F9"/>
+          </w:tcPr>
+          <w:p>
+            <w:pPr>
+              <w:jc w:val="left"/>
+            </w:pPr>
+            <w:r>
+              <w:rPr>
+                <w:rFonts w:ascii="宋体" w:hAnsi="宋体" w:eastAsia="宋体"/>
+                <w:b w:val="0"/>
+                <w:color w:val="26333D"/>
+                <w:sz w:val="18"/>
+              </w:rPr>
+              <w:t>Hybrid 全字段严格通过率 57.5%，约为 Rules 的 2.7 倍；固定任务在 AirSim/PX4 仿真中 10/10 成功</w:t>
+            </w:r>
+          </w:p>
+        </w:tc>
+      </w:tr>
+      <w:tr>
+        <w:tc>
+          <w:tcPr>
+            <w:tcW w:type="dxa" w:w="4536"/>
+            <w:tcMar>
+              <w:top w:w="80" w:type="dxa"/>
+              <w:start w:w="90" w:type="dxa"/>
+              <w:bottom w:w="80" w:type="dxa"/>
+              <w:end w:w="90" w:type="dxa"/>
+            </w:tcMar>
+            <w:vAlign w:val="center"/>
+          </w:tcPr>
+          <w:p>
+            <w:pPr>
+              <w:jc w:val="left"/>
+            </w:pPr>
+            <w:r>
+              <w:rPr>
+                <w:rFonts w:ascii="宋体" w:hAnsi="宋体" w:eastAsia="宋体"/>
+                <w:b w:val="0"/>
+                <w:color w:val="26333D"/>
+                <w:sz w:val="18"/>
+              </w:rPr>
+              <w:t>能力边界</w:t>
+            </w:r>
+          </w:p>
+        </w:tc>
+        <w:tc>
+          <w:tcPr>
+            <w:tcW w:type="dxa" w:w="4536"/>
+            <w:tcMar>
+              <w:top w:w="80" w:type="dxa"/>
+              <w:start w:w="90" w:type="dxa"/>
+              <w:bottom w:w="80" w:type="dxa"/>
+              <w:end w:w="90" w:type="dxa"/>
+            </w:tcMar>
+            <w:vAlign w:val="center"/>
+          </w:tcPr>
+          <w:p>
+            <w:pPr>
+              <w:jc w:val="left"/>
+            </w:pPr>
+            <w:r>
+              <w:rPr>
+                <w:rFonts w:ascii="宋体" w:hAnsi="宋体" w:eastAsia="宋体"/>
+                <w:b w:val="0"/>
+                <w:color w:val="26333D"/>
+                <w:sz w:val="18"/>
+              </w:rPr>
+              <w:t>当前结论适用于既定数据集和固定仿真场景；尚未完成正式视觉指标、复杂未知环境和真机自主飞行验收</w:t>
+            </w:r>
+          </w:p>
+        </w:tc>
+      </w:tr>
+    </w:tbl>
+    <w:p>
+      <w:pPr>
+        <w:spacing w:after="40"/>
+      </w:pPr>
+    </w:p>
+    <w:p>
+      <w:pPr>
         <w:ind w:firstLine="420"/>
         <w:jc w:val="both"/>
       </w:pPr>
@@ -1027,7 +1546,7 @@
         <w:pStyle w:val="Heading3"/>
       </w:pPr>
       <w:r>
-        <w:t>1.1.1 团队基础</w:t>
+        <w:t>1.1.2 团队基础</w:t>
       </w:r>
     </w:p>
     <w:tbl>
@@ -1636,7 +2155,457 @@
         <w:pStyle w:val="Heading3"/>
       </w:pPr>
       <w:r>
-        <w:t>1.2.3 与已有方案对比</w:t>
+        <w:t>1.2.3 目标用户与现实痛点</w:t>
+      </w:r>
+    </w:p>
+    <w:tbl>
+      <w:tblPr>
+        <w:tblStyle w:val="TableGrid"/>
+        <w:tblW w:type="auto" w:w="0"/>
+        <w:jc w:val="center"/>
+        <w:tblLook w:firstColumn="1" w:firstRow="1" w:lastColumn="0" w:lastRow="0" w:noHBand="0" w:noVBand="1" w:val="04A0"/>
+      </w:tblPr>
+      <w:tblGrid>
+        <w:gridCol w:w="3024"/>
+        <w:gridCol w:w="3024"/>
+        <w:gridCol w:w="3024"/>
+      </w:tblGrid>
+      <w:tr>
+        <w:tc>
+          <w:tcPr>
+            <w:tcW w:type="dxa" w:w="3024"/>
+            <w:tcMar>
+              <w:top w:w="80" w:type="dxa"/>
+              <w:start w:w="90" w:type="dxa"/>
+              <w:bottom w:w="80" w:type="dxa"/>
+              <w:end w:w="90" w:type="dxa"/>
+            </w:tcMar>
+            <w:vAlign w:val="center"/>
+            <w:shd w:fill="173A5E"/>
+          </w:tcPr>
+          <w:p>
+            <w:pPr>
+              <w:jc w:val="center"/>
+            </w:pPr>
+            <w:r>
+              <w:rPr>
+                <w:rFonts w:ascii="微软雅黑" w:hAnsi="微软雅黑" w:eastAsia="微软雅黑"/>
+                <w:b/>
+                <w:color w:val="FFFFFF"/>
+                <w:sz w:val="18"/>
+              </w:rPr>
+              <w:t>目标用户</w:t>
+            </w:r>
+          </w:p>
+        </w:tc>
+        <w:tc>
+          <w:tcPr>
+            <w:tcW w:type="dxa" w:w="3024"/>
+            <w:tcMar>
+              <w:top w:w="80" w:type="dxa"/>
+              <w:start w:w="90" w:type="dxa"/>
+              <w:bottom w:w="80" w:type="dxa"/>
+              <w:end w:w="90" w:type="dxa"/>
+            </w:tcMar>
+            <w:vAlign w:val="center"/>
+            <w:shd w:fill="173A5E"/>
+          </w:tcPr>
+          <w:p>
+            <w:pPr>
+              <w:jc w:val="center"/>
+            </w:pPr>
+            <w:r>
+              <w:rPr>
+                <w:rFonts w:ascii="微软雅黑" w:hAnsi="微软雅黑" w:eastAsia="微软雅黑"/>
+                <w:b/>
+                <w:color w:val="FFFFFF"/>
+                <w:sz w:val="18"/>
+              </w:rPr>
+              <w:t>当前工作方式及痛点</w:t>
+            </w:r>
+          </w:p>
+        </w:tc>
+        <w:tc>
+          <w:tcPr>
+            <w:tcW w:type="dxa" w:w="3024"/>
+            <w:tcMar>
+              <w:top w:w="80" w:type="dxa"/>
+              <w:start w:w="90" w:type="dxa"/>
+              <w:bottom w:w="80" w:type="dxa"/>
+              <w:end w:w="90" w:type="dxa"/>
+            </w:tcMar>
+            <w:vAlign w:val="center"/>
+            <w:shd w:fill="173A5E"/>
+          </w:tcPr>
+          <w:p>
+            <w:pPr>
+              <w:jc w:val="center"/>
+            </w:pPr>
+            <w:r>
+              <w:rPr>
+                <w:rFonts w:ascii="微软雅黑" w:hAnsi="微软雅黑" w:eastAsia="微软雅黑"/>
+                <w:b/>
+                <w:color w:val="FFFFFF"/>
+                <w:sz w:val="18"/>
+              </w:rPr>
+              <w:t>本项目提供的价值</w:t>
+            </w:r>
+          </w:p>
+        </w:tc>
+      </w:tr>
+      <w:tr>
+        <w:tc>
+          <w:tcPr>
+            <w:tcW w:type="dxa" w:w="3024"/>
+            <w:tcMar>
+              <w:top w:w="80" w:type="dxa"/>
+              <w:start w:w="90" w:type="dxa"/>
+              <w:bottom w:w="80" w:type="dxa"/>
+              <w:end w:w="90" w:type="dxa"/>
+            </w:tcMar>
+            <w:vAlign w:val="center"/>
+          </w:tcPr>
+          <w:p>
+            <w:pPr>
+              <w:jc w:val="left"/>
+            </w:pPr>
+            <w:r>
+              <w:rPr>
+                <w:rFonts w:ascii="宋体" w:hAnsi="宋体" w:eastAsia="宋体"/>
+                <w:b w:val="0"/>
+                <w:color w:val="26333D"/>
+                <w:sz w:val="18"/>
+              </w:rPr>
+              <w:t>巡检与园区运维人员</w:t>
+            </w:r>
+          </w:p>
+        </w:tc>
+        <w:tc>
+          <w:tcPr>
+            <w:tcW w:type="dxa" w:w="3024"/>
+            <w:tcMar>
+              <w:top w:w="80" w:type="dxa"/>
+              <w:start w:w="90" w:type="dxa"/>
+              <w:bottom w:w="80" w:type="dxa"/>
+              <w:end w:w="90" w:type="dxa"/>
+            </w:tcMar>
+            <w:vAlign w:val="center"/>
+          </w:tcPr>
+          <w:p>
+            <w:pPr>
+              <w:jc w:val="left"/>
+            </w:pPr>
+            <w:r>
+              <w:rPr>
+                <w:rFonts w:ascii="宋体" w:hAnsi="宋体" w:eastAsia="宋体"/>
+                <w:b w:val="0"/>
+                <w:color w:val="26333D"/>
+                <w:sz w:val="18"/>
+              </w:rPr>
+              <w:t>依赖专业人员编辑航点、切换界面并人工整理图片和记录</w:t>
+            </w:r>
+          </w:p>
+        </w:tc>
+        <w:tc>
+          <w:tcPr>
+            <w:tcW w:type="dxa" w:w="3024"/>
+            <w:tcMar>
+              <w:top w:w="80" w:type="dxa"/>
+              <w:start w:w="90" w:type="dxa"/>
+              <w:bottom w:w="80" w:type="dxa"/>
+              <w:end w:w="90" w:type="dxa"/>
+            </w:tcMar>
+            <w:vAlign w:val="center"/>
+          </w:tcPr>
+          <w:p>
+            <w:pPr>
+              <w:jc w:val="left"/>
+            </w:pPr>
+            <w:r>
+              <w:rPr>
+                <w:rFonts w:ascii="宋体" w:hAnsi="宋体" w:eastAsia="宋体"/>
+                <w:b w:val="0"/>
+                <w:color w:val="26333D"/>
+                <w:sz w:val="18"/>
+              </w:rPr>
+              <w:t>用自然语言描述任务目标，统一编排飞行、采集、分析和报告</w:t>
+            </w:r>
+          </w:p>
+        </w:tc>
+      </w:tr>
+      <w:tr>
+        <w:tc>
+          <w:tcPr>
+            <w:tcW w:type="dxa" w:w="3024"/>
+            <w:tcMar>
+              <w:top w:w="80" w:type="dxa"/>
+              <w:start w:w="90" w:type="dxa"/>
+              <w:bottom w:w="80" w:type="dxa"/>
+              <w:end w:w="90" w:type="dxa"/>
+            </w:tcMar>
+            <w:vAlign w:val="center"/>
+            <w:shd w:fill="F5F7F9"/>
+          </w:tcPr>
+          <w:p>
+            <w:pPr>
+              <w:jc w:val="left"/>
+            </w:pPr>
+            <w:r>
+              <w:rPr>
+                <w:rFonts w:ascii="宋体" w:hAnsi="宋体" w:eastAsia="宋体"/>
+                <w:b w:val="0"/>
+                <w:color w:val="26333D"/>
+                <w:sz w:val="18"/>
+              </w:rPr>
+              <w:t>应急与安全人员</w:t>
+            </w:r>
+          </w:p>
+        </w:tc>
+        <w:tc>
+          <w:tcPr>
+            <w:tcW w:type="dxa" w:w="3024"/>
+            <w:tcMar>
+              <w:top w:w="80" w:type="dxa"/>
+              <w:start w:w="90" w:type="dxa"/>
+              <w:bottom w:w="80" w:type="dxa"/>
+              <w:end w:w="90" w:type="dxa"/>
+            </w:tcMar>
+            <w:vAlign w:val="center"/>
+            <w:shd w:fill="F5F7F9"/>
+          </w:tcPr>
+          <w:p>
+            <w:pPr>
+              <w:jc w:val="left"/>
+            </w:pPr>
+            <w:r>
+              <w:rPr>
+                <w:rFonts w:ascii="宋体" w:hAnsi="宋体" w:eastAsia="宋体"/>
+                <w:b w:val="0"/>
+                <w:color w:val="26333D"/>
+                <w:sz w:val="18"/>
+              </w:rPr>
+              <w:t>时间紧、信息来源分散，任务动作需要可追溯和人工把关</w:t>
+            </w:r>
+          </w:p>
+        </w:tc>
+        <w:tc>
+          <w:tcPr>
+            <w:tcW w:type="dxa" w:w="3024"/>
+            <w:tcMar>
+              <w:top w:w="80" w:type="dxa"/>
+              <w:start w:w="90" w:type="dxa"/>
+              <w:bottom w:w="80" w:type="dxa"/>
+              <w:end w:w="90" w:type="dxa"/>
+            </w:tcMar>
+            <w:vAlign w:val="center"/>
+            <w:shd w:fill="F5F7F9"/>
+          </w:tcPr>
+          <w:p>
+            <w:pPr>
+              <w:jc w:val="left"/>
+            </w:pPr>
+            <w:r>
+              <w:rPr>
+                <w:rFonts w:ascii="宋体" w:hAnsi="宋体" w:eastAsia="宋体"/>
+                <w:b w:val="0"/>
+                <w:color w:val="26333D"/>
+                <w:sz w:val="18"/>
+              </w:rPr>
+              <w:t>汇总飞控与多模态证据，对高风险动作确认并保留审计链</w:t>
+            </w:r>
+          </w:p>
+        </w:tc>
+      </w:tr>
+      <w:tr>
+        <w:tc>
+          <w:tcPr>
+            <w:tcW w:type="dxa" w:w="3024"/>
+            <w:tcMar>
+              <w:top w:w="80" w:type="dxa"/>
+              <w:start w:w="90" w:type="dxa"/>
+              <w:bottom w:w="80" w:type="dxa"/>
+              <w:end w:w="90" w:type="dxa"/>
+            </w:tcMar>
+            <w:vAlign w:val="center"/>
+          </w:tcPr>
+          <w:p>
+            <w:pPr>
+              <w:jc w:val="left"/>
+            </w:pPr>
+            <w:r>
+              <w:rPr>
+                <w:rFonts w:ascii="宋体" w:hAnsi="宋体" w:eastAsia="宋体"/>
+                <w:b w:val="0"/>
+                <w:color w:val="26333D"/>
+                <w:sz w:val="18"/>
+              </w:rPr>
+              <w:t>无人机研发团队</w:t>
+            </w:r>
+          </w:p>
+        </w:tc>
+        <w:tc>
+          <w:tcPr>
+            <w:tcW w:type="dxa" w:w="3024"/>
+            <w:tcMar>
+              <w:top w:w="80" w:type="dxa"/>
+              <w:start w:w="90" w:type="dxa"/>
+              <w:bottom w:w="80" w:type="dxa"/>
+              <w:end w:w="90" w:type="dxa"/>
+            </w:tcMar>
+            <w:vAlign w:val="center"/>
+          </w:tcPr>
+          <w:p>
+            <w:pPr>
+              <w:jc w:val="left"/>
+            </w:pPr>
+            <w:r>
+              <w:rPr>
+                <w:rFonts w:ascii="宋体" w:hAnsi="宋体" w:eastAsia="宋体"/>
+                <w:b w:val="0"/>
+                <w:color w:val="26333D"/>
+                <w:sz w:val="18"/>
+              </w:rPr>
+              <w:t>大模型工具调用难以直接满足飞行安全和物理完成验证要求</w:t>
+            </w:r>
+          </w:p>
+        </w:tc>
+        <w:tc>
+          <w:tcPr>
+            <w:tcW w:type="dxa" w:w="3024"/>
+            <w:tcMar>
+              <w:top w:w="80" w:type="dxa"/>
+              <w:start w:w="90" w:type="dxa"/>
+              <w:bottom w:w="80" w:type="dxa"/>
+              <w:end w:w="90" w:type="dxa"/>
+            </w:tcMar>
+            <w:vAlign w:val="center"/>
+          </w:tcPr>
+          <w:p>
+            <w:pPr>
+              <w:jc w:val="left"/>
+            </w:pPr>
+            <w:r>
+              <w:rPr>
+                <w:rFonts w:ascii="宋体" w:hAnsi="宋体" w:eastAsia="宋体"/>
+                <w:b w:val="0"/>
+                <w:color w:val="26333D"/>
+                <w:sz w:val="18"/>
+              </w:rPr>
+              <w:t>提供受约束的任务模型、ROS 能力接口和遥测终态验证框架</w:t>
+            </w:r>
+          </w:p>
+        </w:tc>
+      </w:tr>
+      <w:tr>
+        <w:tc>
+          <w:tcPr>
+            <w:tcW w:type="dxa" w:w="3024"/>
+            <w:tcMar>
+              <w:top w:w="80" w:type="dxa"/>
+              <w:start w:w="90" w:type="dxa"/>
+              <w:bottom w:w="80" w:type="dxa"/>
+              <w:end w:w="90" w:type="dxa"/>
+            </w:tcMar>
+            <w:vAlign w:val="center"/>
+            <w:shd w:fill="F5F7F9"/>
+          </w:tcPr>
+          <w:p>
+            <w:pPr>
+              <w:jc w:val="left"/>
+            </w:pPr>
+            <w:r>
+              <w:rPr>
+                <w:rFonts w:ascii="宋体" w:hAnsi="宋体" w:eastAsia="宋体"/>
+                <w:b w:val="0"/>
+                <w:color w:val="26333D"/>
+                <w:sz w:val="18"/>
+              </w:rPr>
+              <w:t>高校科研与教学团队</w:t>
+            </w:r>
+          </w:p>
+        </w:tc>
+        <w:tc>
+          <w:tcPr>
+            <w:tcW w:type="dxa" w:w="3024"/>
+            <w:tcMar>
+              <w:top w:w="80" w:type="dxa"/>
+              <w:start w:w="90" w:type="dxa"/>
+              <w:bottom w:w="80" w:type="dxa"/>
+              <w:end w:w="90" w:type="dxa"/>
+            </w:tcMar>
+            <w:vAlign w:val="center"/>
+            <w:shd w:fill="F5F7F9"/>
+          </w:tcPr>
+          <w:p>
+            <w:pPr>
+              <w:jc w:val="left"/>
+            </w:pPr>
+            <w:r>
+              <w:rPr>
+                <w:rFonts w:ascii="宋体" w:hAnsi="宋体" w:eastAsia="宋体"/>
+                <w:b w:val="0"/>
+                <w:color w:val="26333D"/>
+                <w:sz w:val="18"/>
+              </w:rPr>
+              <w:t>ROS、PX4、感知、规划和大模型系统集成门槛较高</w:t>
+            </w:r>
+          </w:p>
+        </w:tc>
+        <w:tc>
+          <w:tcPr>
+            <w:tcW w:type="dxa" w:w="3024"/>
+            <w:tcMar>
+              <w:top w:w="80" w:type="dxa"/>
+              <w:start w:w="90" w:type="dxa"/>
+              <w:bottom w:w="80" w:type="dxa"/>
+              <w:end w:w="90" w:type="dxa"/>
+            </w:tcMar>
+            <w:vAlign w:val="center"/>
+            <w:shd w:fill="F5F7F9"/>
+          </w:tcPr>
+          <w:p>
+            <w:pPr>
+              <w:jc w:val="left"/>
+            </w:pPr>
+            <w:r>
+              <w:rPr>
+                <w:rFonts w:ascii="宋体" w:hAnsi="宋体" w:eastAsia="宋体"/>
+                <w:b w:val="0"/>
+                <w:color w:val="26333D"/>
+                <w:sz w:val="18"/>
+              </w:rPr>
+              <w:t>提供模块化、可替换、可复现实验的具身智能研究平台</w:t>
+            </w:r>
+          </w:p>
+        </w:tc>
+      </w:tr>
+    </w:tbl>
+    <w:p>
+      <w:pPr>
+        <w:spacing w:after="40"/>
+      </w:pPr>
+    </w:p>
+    <w:p>
+      <w:pPr>
+        <w:ind w:firstLine="420"/>
+        <w:jc w:val="both"/>
+      </w:pPr>
+      <w:r>
+        <w:rPr>
+          <w:rFonts w:ascii="宋体" w:hAnsi="宋体" w:eastAsia="宋体"/>
+          <w:b w:val="0"/>
+          <w:color w:val="26333D"/>
+          <w:sz w:val="21"/>
+        </w:rPr>
+        <w:t>校内选拔阶段以技术可行性和用户需求验证为主，尚未将上述应用价值表述为已完成商业化验证；后续将通过行业访谈、真实任务数据和成本测算完善市场论证。</w:t>
+      </w:r>
+    </w:p>
+    <w:p>
+      <w:pPr>
+        <w:pStyle w:val="Heading3"/>
+      </w:pPr>
+      <w:r>
+        <w:t>1.2.4 与已有方案对比</w:t>
       </w:r>
     </w:p>
     <w:tbl>
@@ -2806,7 +3775,7 @@
         <w:pStyle w:val="Heading3"/>
       </w:pPr>
       <w:r>
-        <w:t>1.2.4 社会与产业价值</w:t>
+        <w:t>1.2.5 社会与产业价值</w:t>
       </w:r>
     </w:p>
     <w:p>
@@ -2821,7 +3790,7 @@
           <w:color w:val="26333D"/>
           <w:sz w:val="21"/>
         </w:rPr>
-        <w:t>项目可作为无人机智能任务中枢的原型，帮助非专业人员理解复杂传感器状态、缩短任务配置时间，并为任务执行提供审计链。其分层设计也适用于无人车、移动机器人和复合机器人。需要强调的是，当前价值已经在仿真和系统实验中得到验证，真机产品化仍需完成定位、标定、硬件冗余、安全认证和分级飞行测试。</w:t>
+        <w:t>项目可作为无人机智能任务中枢的原型，帮助非专业人员理解复杂传感器状态、缩短任务配置时间，并为任务执行提供审计链。其分层设计也适用于无人车、移动机器人和复合机器人。需要强调的是，当前工作仅在固定仿真环境中初步验证了系统可行性；真机产品化仍需完成定位、标定、硬件冗余、安全认证和分级飞行测试。</w:t>
       </w:r>
     </w:p>
     <w:p>
@@ -6610,6 +7579,74 @@
           <w:sz w:val="21"/>
         </w:rPr>
         <w:t>aeromind_web 订阅 ROS Topic，将数据转换为 JSON、JPEG 或点云抽样，通过 8080 端口的 HTTP/WebSocket 推送到浏览器；Agent Gateway 在 8090 端口提供流式对话、历史、确认和任务事件。飞书适配器通过长连接接收白名单用户消息，复用同一 Gateway 和安全确认逻辑。</w:t>
+      </w:r>
+    </w:p>
+    <w:p>
+      <w:pPr>
+        <w:jc w:val="center"/>
+      </w:pPr>
+      <w:r>
+        <w:drawing>
+          <wp:inline xmlns:a="http://schemas.openxmlformats.org/drawingml/2006/main" xmlns:pic="http://schemas.openxmlformats.org/drawingml/2006/picture">
+            <wp:extent cx="5616000" cy="2696119"/>
+            <wp:docPr id="4" name="Picture 4"/>
+            <wp:cNvGraphicFramePr>
+              <a:graphicFrameLocks noChangeAspect="1"/>
+            </wp:cNvGraphicFramePr>
+            <a:graphic>
+              <a:graphicData uri="http://schemas.openxmlformats.org/drawingml/2006/picture">
+                <pic:pic>
+                  <pic:nvPicPr>
+                    <pic:cNvPr id="0" name="地面站界面_任务闭环.png"/>
+                    <pic:cNvPicPr/>
+                  </pic:nvPicPr>
+                  <pic:blipFill>
+                    <a:blip r:embed="rId14"/>
+                    <a:stretch>
+                      <a:fillRect/>
+                    </a:stretch>
+                  </pic:blipFill>
+                  <pic:spPr>
+                    <a:xfrm>
+                      <a:off x="0" y="0"/>
+                      <a:ext cx="5616000" cy="2696119"/>
+                    </a:xfrm>
+                    <a:prstGeom prst="rect"/>
+                  </pic:spPr>
+                </pic:pic>
+              </a:graphicData>
+            </a:graphic>
+          </wp:inline>
+        </w:drawing>
+      </w:r>
+    </w:p>
+    <w:p>
+      <w:pPr>
+        <w:jc w:val="center"/>
+      </w:pPr>
+      <w:r>
+        <w:rPr>
+          <w:rFonts w:ascii="微软雅黑" w:hAnsi="微软雅黑" w:eastAsia="微软雅黑"/>
+          <w:b w:val="0"/>
+          <w:color w:val="647481"/>
+          <w:sz w:val="18"/>
+        </w:rPr>
+        <w:t>图 4  Web地面站任务闭环界面</w:t>
+      </w:r>
+    </w:p>
+    <w:p>
+      <w:pPr>
+        <w:ind w:firstLine="420"/>
+        <w:jc w:val="both"/>
+      </w:pPr>
+      <w:r>
+        <w:rPr>
+          <w:rFonts w:ascii="宋体" w:hAnsi="宋体" w:eastAsia="宋体"/>
+          <w:b w:val="0"/>
+          <w:color w:val="26333D"/>
+          <w:sz w:val="21"/>
+        </w:rPr>
+        <w:t>图中展示校赛固定任务在 AirSim/PX4 仿真中的完成状态：左侧为飞行能力与组合技能，中部为自然语言任务、结构化计划、ROS 工具执行和物理终态，右侧为 RGB/VLM 感知与飞行轨迹，底部保留任务事件和告警。该界面将传感器事实、模型推断、执行动作和验证结果置于同一任务上下文中。</w:t>
       </w:r>
     </w:p>
     <w:p>
@@ -7980,7 +9017,7 @@
         <w:drawing>
           <wp:inline xmlns:a="http://schemas.openxmlformats.org/drawingml/2006/main" xmlns:pic="http://schemas.openxmlformats.org/drawingml/2006/picture">
             <wp:extent cx="5616000" cy="2921772"/>
-            <wp:docPr id="4" name="Picture 4"/>
+            <wp:docPr id="5" name="Picture 5"/>
             <wp:cNvGraphicFramePr>
               <a:graphicFrameLocks noChangeAspect="1"/>
             </wp:cNvGraphicFramePr>
@@ -7992,7 +9029,7 @@
                     <pic:cNvPicPr/>
                   </pic:nvPicPr>
                   <pic:blipFill>
-                    <a:blip r:embed="rId14"/>
+                    <a:blip r:embed="rId15"/>
                     <a:stretch>
                       <a:fillRect/>
                     </a:stretch>
@@ -8022,7 +9059,7 @@
           <w:color w:val="647481"/>
           <w:sz w:val="18"/>
         </w:rPr>
-        <w:t>图 4  Agent准确率与安全性对比</w:t>
+        <w:t>图 5  Agent准确率与安全性对比</w:t>
       </w:r>
     </w:p>
     <w:p>
@@ -8033,7 +9070,7 @@
         <w:drawing>
           <wp:inline xmlns:a="http://schemas.openxmlformats.org/drawingml/2006/main" xmlns:pic="http://schemas.openxmlformats.org/drawingml/2006/picture">
             <wp:extent cx="5616000" cy="2495731"/>
-            <wp:docPr id="5" name="Picture 5"/>
+            <wp:docPr id="6" name="Picture 6"/>
             <wp:cNvGraphicFramePr>
               <a:graphicFrameLocks noChangeAspect="1"/>
             </wp:cNvGraphicFramePr>
@@ -8045,7 +9082,7 @@
                     <pic:cNvPicPr/>
                   </pic:nvPicPr>
                   <pic:blipFill>
-                    <a:blip r:embed="rId15"/>
+                    <a:blip r:embed="rId16"/>
                     <a:stretch>
                       <a:fillRect/>
                     </a:stretch>
@@ -8075,7 +9112,7 @@
           <w:color w:val="647481"/>
           <w:sz w:val="18"/>
         </w:rPr>
-        <w:t>图 5  Agent效率与Token对比</w:t>
+        <w:t>图 6  Agent效率与Token对比</w:t>
       </w:r>
     </w:p>
     <w:p>
@@ -8098,7 +9135,7 @@
           <w:color w:val="26333D"/>
           <w:sz w:val="21"/>
         </w:rPr>
-        <w:t>Hybrid 严格通过率为 Rules 的约 2.7 倍，证明大模型提高了开放语言和复杂任务覆盖；</w:t>
+        <w:t>在本数据集上，Hybrid 严格通过率为 Rules 的约 2.7 倍，表明大模型提高了开放语言和复杂任务覆盖；</w:t>
       </w:r>
     </w:p>
     <w:p>
